--- a/assets/docs/lop4/Am nhac - Lop 4.docx
+++ b/assets/docs/lop4/Am nhac - Lop 4.docx
@@ -949,7 +949,7 @@
                 <w:i w:val="0"/>
                 <w:sz w:val="20"/>
               </w:rPr>
-              <w:t>Tổ chức hoạt động Vận dụng – Sáng tạo</w:t>
+              <w:t>Chủ đề 1: Âm thanh ngày mới — Vận dụng – Sáng tạo (Tổng kết chủ đề 1)</w:t>
             </w:r>
           </w:p>
         </w:tc>
@@ -1442,7 +1442,7 @@
                 <w:i w:val="0"/>
                 <w:sz w:val="20"/>
               </w:rPr>
-              <w:t>Tổ chức hoạt động Vận dụng – Sáng tạo</w:t>
+              <w:t>Chủ đề 2: Giai điệu quê hương — Vận dụng – Sáng tạo (Tổng kết chủ đề 2)</w:t>
             </w:r>
           </w:p>
         </w:tc>
@@ -1494,7 +1494,7 @@
                 <w:i w:val="0"/>
                 <w:sz w:val="18"/>
               </w:rPr>
-              <w:t>KNS: KN tự tin biểu diễn trước tập thể và phối hợp cùng nhóm.</w:t>
+              <w:t>QPAN: Chọn bài hát ca ngợi quê hương, đất nước, hoà bình; liên hệ bản đồ hành chính Việt Nam và chủ quyền của Việt Nam đối với quần đảo Hoàng Sa, Trường Sa.</w:t>
             </w:r>
           </w:p>
         </w:tc>
@@ -1923,7 +1923,7 @@
                 <w:i w:val="0"/>
                 <w:sz w:val="20"/>
               </w:rPr>
-              <w:t>Tổ chức hoạt động Vận dụng – Sáng tạo</w:t>
+              <w:t>Chủ đề 3: Thầy cô với chúng em — Vận dụng – Sáng tạo (Tổng kết chủ đề 3)</w:t>
             </w:r>
           </w:p>
         </w:tc>
@@ -2403,7 +2403,7 @@
                 <w:i w:val="0"/>
                 <w:sz w:val="20"/>
               </w:rPr>
-              <w:t>Tổ chức hoạt động Vận dụng – Sáng tạo</w:t>
+              <w:t>Chủ đề 4: Vui đón Tết — Vận dụng – Sáng tạo (Tổng kết chủ đề 4)</w:t>
             </w:r>
           </w:p>
         </w:tc>
@@ -3141,7 +3141,7 @@
                 <w:i w:val="0"/>
                 <w:sz w:val="20"/>
               </w:rPr>
-              <w:t>Tổ chức hoạt động Vận dụng – Sáng tạo</w:t>
+              <w:t>Chủ đề 5: Thiên nhiên tươi đẹp — Vận dụng – Sáng tạo (Tổng kết chủ đề 5)</w:t>
             </w:r>
           </w:p>
         </w:tc>
@@ -3622,7 +3622,7 @@
                 <w:i w:val="0"/>
                 <w:sz w:val="20"/>
               </w:rPr>
-              <w:t>Tổ chức hoạt động Vận dụng – Sáng tạo</w:t>
+              <w:t>Chủ đề 6: Tình bạn tuổi thơ — Vận dụng – Sáng tạo (Tổng kết chủ đề 6)</w:t>
             </w:r>
           </w:p>
         </w:tc>
@@ -4103,7 +4103,7 @@
                 <w:i w:val="0"/>
                 <w:sz w:val="20"/>
               </w:rPr>
-              <w:t>Tổ chức hoạt động Vận dụng – Sáng tạo</w:t>
+              <w:t>Chủ đề 7: Âm nhạc nước ngoài — Vận dụng – Sáng tạo (Tổng kết chủ đề 7)</w:t>
             </w:r>
           </w:p>
         </w:tc>
